--- a/backend/templates/GC/xx TREADWELL SEALER PROPOSAL - xx.docx
+++ b/backend/templates/GC/xx TREADWELL SEALER PROPOSAL - xx.docx
@@ -1,6 +1,6 @@
 
 <file path=word/document.xml><?xml version="1.0" encoding="utf-8"?>
-<w:document xmlns:wpc="http://schemas.microsoft.com/office/word/2010/wordprocessingCanvas" xmlns:cx="http://schemas.microsoft.com/office/drawing/2014/chartex" xmlns:cx1="http://schemas.microsoft.com/office/drawing/2015/9/8/chartex" xmlns:cx2="http://schemas.microsoft.com/office/drawing/2015/10/21/chartex" xmlns:cx3="http://schemas.microsoft.com/office/drawing/2016/5/9/chartex" xmlns:cx4="http://schemas.microsoft.com/office/drawing/2016/5/10/chartex" xmlns:cx5="http://schemas.microsoft.com/office/drawing/2016/5/11/chartex" xmlns:cx6="http://schemas.microsoft.com/office/drawing/2016/5/12/chartex" xmlns:cx7="http://schemas.microsoft.com/office/drawing/2016/5/13/chartex" xmlns:cx8="http://schemas.microsoft.com/office/drawing/2016/5/14/chartex" xmlns:mc="http://schemas.openxmlformats.org/markup-compatibility/2006" xmlns:aink="http://schemas.microsoft.com/office/drawing/2016/ink" xmlns:am3d="http://schemas.microsoft.com/office/drawing/2017/model3d" xmlns:o="urn:schemas-microsoft-com:office:office" xmlns:oel="http://schemas.microsoft.com/office/2019/extlst" xmlns:r="http://schemas.openxmlformats.org/officeDocument/2006/relationships" xmlns:m="http://schemas.openxmlformats.org/officeDocument/2006/math" xmlns:v="urn:schemas-microsoft-com:vml" xmlns:wp14="http://schemas.microsoft.com/office/word/2010/wordprocessingDrawing" xmlns:wp="http://schemas.openxmlformats.org/drawingml/2006/wordprocessingDrawing" xmlns:w10="urn:schemas-microsoft-com:office:word" xmlns:w="http://schemas.openxmlformats.org/wordprocessingml/2006/main" xmlns:w14="http://schemas.microsoft.com/office/word/2010/wordml" xmlns:w15="http://schemas.microsoft.com/office/word/2012/wordml" xmlns:w16cex="http://schemas.microsoft.com/office/word/2018/wordml/cex" xmlns:w16cid="http://schemas.microsoft.com/office/word/2016/wordml/cid" xmlns:w16="http://schemas.microsoft.com/office/word/2018/wordml" xmlns:w16du="http://schemas.microsoft.com/office/word/2023/wordml/word16du" xmlns:w16sdtdh="http://schemas.microsoft.com/office/word/2020/wordml/sdtdatahash" xmlns:w16sdtfl="http://schemas.microsoft.com/office/word/2024/wordml/sdtformatlock" xmlns:w16se="http://schemas.microsoft.com/office/word/2015/wordml/symex" xmlns:wpg="http://schemas.microsoft.com/office/word/2010/wordprocessingGroup" xmlns:wpi="http://schemas.microsoft.com/office/word/2010/wordprocessingInk" xmlns:wne="http://schemas.microsoft.com/office/word/2006/wordml" xmlns:wps="http://schemas.microsoft.com/office/word/2010/wordprocessingShape" mc:Ignorable="w14 w15 w16se w16cid w16 w16cex w16sdtdh w16sdtfl w16du wp14">
+<w:document xmlns:wpc="http://schemas.microsoft.com/office/word/2010/wordprocessingCanvas" xmlns:cx="http://schemas.microsoft.com/office/drawing/2014/chartex" xmlns:cx1="http://schemas.microsoft.com/office/drawing/2015/9/8/chartex" xmlns:cx2="http://schemas.microsoft.com/office/drawing/2015/10/21/chartex" xmlns:cx3="http://schemas.microsoft.com/office/drawing/2016/5/9/chartex" xmlns:cx4="http://schemas.microsoft.com/office/drawing/2016/5/10/chartex" xmlns:cx5="http://schemas.microsoft.com/office/drawing/2016/5/11/chartex" xmlns:cx6="http://schemas.microsoft.com/office/drawing/2016/5/12/chartex" xmlns:cx7="http://schemas.microsoft.com/office/drawing/2016/5/13/chartex" xmlns:cx8="http://schemas.microsoft.com/office/drawing/2016/5/14/chartex" xmlns:mc="http://schemas.openxmlformats.org/markup-compatibility/2006" xmlns:m="http://schemas.openxmlformats.org/officeDocument/2006/math" xmlns:aink="http://schemas.microsoft.com/office/drawing/2016/ink" xmlns:am3d="http://schemas.microsoft.com/office/drawing/2017/model3d" xmlns:oel="http://schemas.microsoft.com/office/2019/extlst" xmlns:r="http://schemas.openxmlformats.org/officeDocument/2006/relationships" xmlns:wp14="http://schemas.microsoft.com/office/word/2010/wordprocessingDrawing" xmlns:wp="http://schemas.openxmlformats.org/drawingml/2006/wordprocessingDrawing" xmlns:wpg="http://schemas.microsoft.com/office/word/2010/wordprocessingGroup" xmlns:wpi="http://schemas.microsoft.com/office/word/2010/wordprocessingInk" xmlns:wps="http://schemas.microsoft.com/office/word/2010/wordprocessingShape" xmlns:o="urn:schemas-microsoft-com:office:office" xmlns:v="urn:schemas-microsoft-com:vml" xmlns:w10="urn:schemas-microsoft-com:office:word" xmlns:w="http://schemas.openxmlformats.org/wordprocessingml/2006/main" xmlns:w14="http://schemas.microsoft.com/office/word/2010/wordml" xmlns:w15="http://schemas.microsoft.com/office/word/2012/wordml" xmlns:w16cex="http://schemas.microsoft.com/office/word/2018/wordml/cex" xmlns:w16cid="http://schemas.microsoft.com/office/word/2016/wordml/cid" xmlns:w16="http://schemas.microsoft.com/office/word/2018/wordml" xmlns:w16sdtdh="http://schemas.microsoft.com/office/word/2020/wordml/sdtdatahash" xmlns:w16sdtfl="http://schemas.microsoft.com/office/word/2024/wordml/sdtformatlock" xmlns:w16se="http://schemas.microsoft.com/office/word/2015/wordml/symex" xmlns:w16du="http://schemas.microsoft.com/office/word/2023/wordml/word16du" xmlns:wne="http://schemas.microsoft.com/office/word/2006/wordml" mc:Ignorable="w14 w15 w16se w16cid w16 w16cex w16sdtdh w16sdtfl w16du wp14">
   <w:body>
     <w:p>
       <w:r>
@@ -137,7 +137,7 @@
                                 <w:sz w:val="18"/>
                                 <w:szCs w:val="18"/>
                               </w:rPr>
-                              <w:t>xx</w:t>
+                              <w:t xml:space="preserve">{{job_name}}</w:t>
                             </w:r>
                           </w:p>
                           <w:p>
@@ -161,16 +161,16 @@
                                 <w:sz w:val="18"/>
                                 <w:szCs w:val="18"/>
                               </w:rPr>
-                              <w:t>xx, KS</w:t>
-                            </w:r>
-                            <w:r>
-                              <w:rPr>
-                                <w:rFonts w:ascii="Zetta Serif Book" w:hAnsi="Zetta Serif Book"/>
-                                <w:color w:val="404040" w:themeColor="text1" w:themeTint="BF"/>
-                                <w:sz w:val="18"/>
-                                <w:szCs w:val="18"/>
-                              </w:rPr>
-                              <w:t xml:space="preserve"> </w:t>
+                              <w:t xml:space="preserve">{{city_state}}</w:t>
+                            </w:r>
+                            <w:r>
+                              <w:rPr>
+                                <w:rFonts w:ascii="Zetta Serif Book" w:hAnsi="Zetta Serif Book"/>
+                                <w:color w:val="404040" w:themeColor="text1" w:themeTint="BF"/>
+                                <w:sz w:val="18"/>
+                                <w:szCs w:val="18"/>
+                              </w:rPr>
+                              <w:t xml:space="preserve"/>
                             </w:r>
                           </w:p>
                           <w:p>
@@ -194,7 +194,7 @@
                                 <w:sz w:val="18"/>
                                 <w:szCs w:val="18"/>
                               </w:rPr>
-                              <w:t xml:space="preserve">xx, MO </w:t>
+                              <w:t xml:space="preserve"/>
                             </w:r>
                           </w:p>
                           <w:p>
@@ -261,7 +261,7 @@
               </wp:anchor>
             </w:drawing>
           </mc:Choice>
-          <mc:Fallback>
+          <mc:Fallback xmlns:w16cei="http://schemas.microsoft.com/office/word/2026/wordml/cei">
             <w:pict>
               <v:shapetype w14:anchorId="149BED7D" id="_x0000_t202" coordsize="21600,21600" o:spt="202" path="m,l,21600r21600,l21600,xe">
                 <v:stroke joinstyle="miter"/>
@@ -291,7 +291,7 @@
                           <w:sz w:val="18"/>
                           <w:szCs w:val="18"/>
                         </w:rPr>
-                        <w:t>xx</w:t>
+                        <w:t xml:space="preserve">{{job_name}}</w:t>
                       </w:r>
                     </w:p>
                     <w:p>
@@ -315,16 +315,16 @@
                           <w:sz w:val="18"/>
                           <w:szCs w:val="18"/>
                         </w:rPr>
-                        <w:t>xx, KS</w:t>
-                      </w:r>
-                      <w:r>
-                        <w:rPr>
-                          <w:rFonts w:ascii="Zetta Serif Book" w:hAnsi="Zetta Serif Book"/>
-                          <w:color w:val="404040" w:themeColor="text1" w:themeTint="BF"/>
-                          <w:sz w:val="18"/>
-                          <w:szCs w:val="18"/>
-                        </w:rPr>
-                        <w:t xml:space="preserve"> </w:t>
+                        <w:t xml:space="preserve">{{city_state}}</w:t>
+                      </w:r>
+                      <w:r>
+                        <w:rPr>
+                          <w:rFonts w:ascii="Zetta Serif Book" w:hAnsi="Zetta Serif Book"/>
+                          <w:color w:val="404040" w:themeColor="text1" w:themeTint="BF"/>
+                          <w:sz w:val="18"/>
+                          <w:szCs w:val="18"/>
+                        </w:rPr>
+                        <w:t xml:space="preserve"/>
                       </w:r>
                     </w:p>
                     <w:p>
@@ -348,7 +348,7 @@
                           <w:sz w:val="18"/>
                           <w:szCs w:val="18"/>
                         </w:rPr>
-                        <w:t xml:space="preserve">xx, MO </w:t>
+                        <w:t xml:space="preserve"/>
                       </w:r>
                     </w:p>
                     <w:p>
@@ -548,7 +548,11 @@
           </mc:Choice>
           <mc:Fallback>
             <w:pict>
-              <v:shape w14:anchorId="3E3FED8D" id="Text Box 15" o:spid="_x0000_s1027" type="#_x0000_t202" style="position:absolute;margin-left:-71.65pt;margin-top:-36pt;width:1in;height:18pt;z-index:251670528;visibility:visible;mso-wrap-style:square;mso-width-percent:0;mso-height-percent:0;mso-wrap-distance-left:9pt;mso-wrap-distance-top:0;mso-wrap-distance-right:9pt;mso-wrap-distance-bottom:0;mso-position-horizontal:absolute;mso-position-horizontal-relative:text;mso-position-vertical:absolute;mso-position-vertical-relative:text;mso-width-percent:0;mso-height-percent:0;mso-width-relative:margin;mso-height-relative:margin;v-text-anchor:top" o:gfxdata="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" filled="f" stroked="f">
+              <v:shapetype w14:anchorId="3E3FED8D" id="_x0000_t202" coordsize="21600,21600" o:spt="202" path="m,l,21600r21600,l21600,xe">
+                <v:stroke joinstyle="miter"/>
+                <v:path gradientshapeok="t" o:connecttype="rect"/>
+              </v:shapetype>
+              <v:shape id="Text Box 15" o:spid="_x0000_s1027" type="#_x0000_t202" style="position:absolute;margin-left:-71.65pt;margin-top:-36pt;width:1in;height:18pt;z-index:251670528;visibility:visible;mso-wrap-style:square;mso-width-percent:0;mso-height-percent:0;mso-wrap-distance-left:9pt;mso-wrap-distance-top:0;mso-wrap-distance-right:9pt;mso-wrap-distance-bottom:0;mso-position-horizontal:absolute;mso-position-horizontal-relative:text;mso-position-vertical:absolute;mso-position-vertical-relative:text;mso-width-percent:0;mso-height-percent:0;mso-width-relative:margin;mso-height-relative:margin;v-text-anchor:top" o:gfxdata="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" filled="f" stroked="f">
                 <v:textbox>
                   <w:txbxContent>
                     <w:p>
@@ -765,7 +769,7 @@
               </wp:anchor>
             </w:drawing>
           </mc:Choice>
-          <mc:Fallback>
+          <mc:Fallback xmlns:w16cei="http://schemas.microsoft.com/office/word/2026/wordml/cei">
             <w:pict>
               <v:shape w14:anchorId="688E2791" id="Text Box 16" o:spid="_x0000_s1028" type="#_x0000_t202" style="position:absolute;margin-left:-62.65pt;margin-top:6in;width:90pt;height:90pt;z-index:251674624;visibility:visible;mso-wrap-style:square;mso-width-percent:0;mso-height-percent:0;mso-wrap-distance-left:9pt;mso-wrap-distance-top:0;mso-wrap-distance-right:9pt;mso-wrap-distance-bottom:0;mso-position-horizontal:absolute;mso-position-horizontal-relative:text;mso-position-vertical:absolute;mso-position-vertical-relative:text;mso-width-percent:0;mso-height-percent:0;mso-width-relative:margin;mso-height-relative:margin;v-text-anchor:top" o:gfxdata="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" filled="f" stroked="f">
                 <v:textbox inset="0,0,0,0">
@@ -978,7 +982,7 @@
                                 <w:szCs w:val="18"/>
                                 <w:u w:val="single"/>
                               </w:rPr>
-                              <w:t xml:space="preserve"> Spec 03</w:t>
+                              <w:t xml:space="preserve"> Spec {{spec_section}}</w:t>
                             </w:r>
                             <w:r>
                               <w:rPr>
@@ -989,7 +993,7 @@
                                 <w:highlight w:val="yellow"/>
                                 <w:u w:val="single"/>
                               </w:rPr>
-                              <w:t>xx</w:t>
+                              <w:t xml:space="preserve"/>
                             </w:r>
                             <w:r>
                               <w:rPr>
@@ -1049,7 +1053,7 @@
                                 <w:szCs w:val="18"/>
                                 <w:u w:val="single"/>
                               </w:rPr>
-                              <w:t xml:space="preserve">xx Architects </w:t>
+                              <w:t xml:space="preserve">{{architect}} </w:t>
                             </w:r>
                             <w:r>
                               <w:rPr>
@@ -1079,7 +1083,7 @@
                                 <w:szCs w:val="18"/>
                                 <w:u w:val="single"/>
                               </w:rPr>
-                              <w:t>4</w:t>
+                              <w:t xml:space="preserve">{{drawings_dated_formatted}}</w:t>
                             </w:r>
                             <w:r>
                               <w:rPr>
@@ -1089,7 +1093,7 @@
                                 <w:szCs w:val="18"/>
                                 <w:u w:val="single"/>
                               </w:rPr>
-                              <w:t>/1/2</w:t>
+                              <w:t xml:space="preserve"/>
                             </w:r>
                             <w:r>
                               <w:rPr>
@@ -1099,7 +1103,7 @@
                                 <w:szCs w:val="18"/>
                                 <w:u w:val="single"/>
                               </w:rPr>
-                              <w:t>6</w:t>
+                              <w:t xml:space="preserve"/>
                             </w:r>
                             <w:r>
                               <w:rPr>
@@ -1288,7 +1292,7 @@
                                 <w:sz w:val="18"/>
                                 <w:szCs w:val="18"/>
                               </w:rPr>
-                              <w:t xml:space="preserve">Area:~{{sqft}} sf of sealed concrete flooring [SC] per the Finish Schedule on A900</w:t>
+                              <w:t xml:space="preserve">Area:~{{sqft}} sf of sealed concrete flooring [{{finish_tag}}] per the Finish Schedule on {{plan_sheet}}</w:t>
                             </w:r>
                             <w:r>
                               <w:rPr>
@@ -2434,7 +2438,7 @@
                           <w:szCs w:val="18"/>
                           <w:u w:val="single"/>
                         </w:rPr>
-                        <w:t xml:space="preserve"> Spec 03</w:t>
+                        <w:t xml:space="preserve"> Spec {{spec_section}}</w:t>
                       </w:r>
                       <w:r>
                         <w:rPr>
@@ -2445,7 +2449,7 @@
                           <w:highlight w:val="yellow"/>
                           <w:u w:val="single"/>
                         </w:rPr>
-                        <w:t>xx</w:t>
+                        <w:t xml:space="preserve"/>
                       </w:r>
                       <w:r>
                         <w:rPr>
@@ -2505,7 +2509,7 @@
                           <w:szCs w:val="18"/>
                           <w:u w:val="single"/>
                         </w:rPr>
-                        <w:t xml:space="preserve">xx Architects </w:t>
+                        <w:t xml:space="preserve">{{architect}} </w:t>
                       </w:r>
                       <w:r>
                         <w:rPr>
@@ -2535,7 +2539,7 @@
                           <w:szCs w:val="18"/>
                           <w:u w:val="single"/>
                         </w:rPr>
-                        <w:t>4</w:t>
+                        <w:t xml:space="preserve">{{drawings_dated_formatted}}</w:t>
                       </w:r>
                       <w:r>
                         <w:rPr>
@@ -2545,7 +2549,7 @@
                           <w:szCs w:val="18"/>
                           <w:u w:val="single"/>
                         </w:rPr>
-                        <w:t>/1/2</w:t>
+                        <w:t xml:space="preserve"/>
                       </w:r>
                       <w:r>
                         <w:rPr>
@@ -2555,7 +2559,7 @@
                           <w:szCs w:val="18"/>
                           <w:u w:val="single"/>
                         </w:rPr>
-                        <w:t>6</w:t>
+                        <w:t xml:space="preserve"/>
                       </w:r>
                       <w:r>
                         <w:rPr>
@@ -2744,7 +2748,7 @@
                           <w:sz w:val="18"/>
                           <w:szCs w:val="18"/>
                         </w:rPr>
-                        <w:t xml:space="preserve">Area:~{{sqft}} sf of sealed concrete flooring [SC] per the Finish Schedule on A900</w:t>
+                        <w:t xml:space="preserve">Area:~{{sqft}} sf of sealed concrete flooring [{{finish_tag}}] per the Finish Schedule on {{plan_sheet}}</w:t>
                       </w:r>
                       <w:r>
                         <w:rPr>
@@ -3887,7 +3891,7 @@
               </wp:anchor>
             </w:drawing>
           </mc:Choice>
-          <mc:Fallback>
+          <mc:Fallback xmlns:w16cei="http://schemas.microsoft.com/office/word/2026/wordml/cei">
             <w:pict>
               <v:line w14:anchorId="52CEF8CD" id="Straight Connector 1" o:spid="_x0000_s1026" style="position:absolute;z-index:251686912;visibility:visible;mso-wrap-style:square;mso-width-percent:0;mso-height-percent:0;mso-wrap-distance-left:9pt;mso-wrap-distance-top:0;mso-wrap-distance-right:9pt;mso-wrap-distance-bottom:0;mso-position-horizontal:absolute;mso-position-horizontal-relative:text;mso-position-vertical:absolute;mso-position-vertical-relative:text;mso-width-percent:0;mso-height-percent:0;mso-width-relative:margin;mso-height-relative:margin" from="44.05pt,4.95pt" to="493.65pt,5pt" o:gfxdata="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" strokecolor="#cb2129" strokeweight="1.25pt">
                 <v:shadow on="t" color="black" opacity="0" origin=",.5" offset="0,.55556mm"/>
@@ -4850,7 +4854,7 @@
               </wp:anchor>
             </w:drawing>
           </mc:Choice>
-          <mc:Fallback>
+          <mc:Fallback xmlns:w16cei="http://schemas.microsoft.com/office/word/2026/wordml/cei">
             <w:pict>
               <v:shape w14:anchorId="6C2F1DC2" id="Text Box 23" o:spid="_x0000_s1030" type="#_x0000_t202" style="position:absolute;margin-left:70.7pt;margin-top:4.95pt;width:422.65pt;height:181.9pt;z-index:251683840;visibility:visible;mso-wrap-style:square;mso-width-percent:0;mso-height-percent:0;mso-wrap-distance-left:9pt;mso-wrap-distance-top:0;mso-wrap-distance-right:9pt;mso-wrap-distance-bottom:0;mso-position-horizontal:absolute;mso-position-horizontal-relative:text;mso-position-vertical:absolute;mso-position-vertical-relative:text;mso-width-percent:0;mso-height-percent:0;mso-width-relative:margin;mso-height-relative:margin;v-text-anchor:top" o:gfxdata="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" filled="f" stroked="f">
                 <v:textbox inset="0,0,0,0">
@@ -6631,7 +6635,7 @@
                                 <w:szCs w:val="15"/>
                                 <w:highlight w:val="yellow"/>
                               </w:rPr>
-                              <w:t>0</w:t>
+                              <w:t xml:space="preserve">{{addenda_count}}</w:t>
                             </w:r>
                           </w:p>
                           <w:p>
@@ -6983,7 +6987,7 @@
               </wp:anchor>
             </w:drawing>
           </mc:Choice>
-          <mc:Fallback>
+          <mc:Fallback xmlns:w16cei="http://schemas.microsoft.com/office/word/2026/wordml/cei">
             <w:pict>
               <v:shape w14:anchorId="134BC1EE" id="Text Box 11" o:spid="_x0000_s1031" type="#_x0000_t202" style="position:absolute;margin-left:34.35pt;margin-top:.6pt;width:422.65pt;height:180pt;z-index:251684864;visibility:visible;mso-wrap-style:square;mso-width-percent:0;mso-height-percent:0;mso-wrap-distance-left:9pt;mso-wrap-distance-top:0;mso-wrap-distance-right:9pt;mso-wrap-distance-bottom:0;mso-position-horizontal:absolute;mso-position-horizontal-relative:text;mso-position-vertical:absolute;mso-position-vertical-relative:text;mso-width-percent:0;mso-height-percent:0;mso-width-relative:margin;mso-height-relative:margin;v-text-anchor:top" o:gfxdata="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" filled="f" stroked="f">
                 <v:textbox inset="0,0,0,0">
@@ -7808,7 +7812,7 @@
                           <w:szCs w:val="15"/>
                           <w:highlight w:val="yellow"/>
                         </w:rPr>
-                        <w:t>0</w:t>
+                        <w:t xml:space="preserve">{{addenda_count}}</w:t>
                       </w:r>
                     </w:p>
                     <w:p>
@@ -9898,7 +9902,7 @@
 </file>
 
 <file path=word/endnotes.xml><?xml version="1.0" encoding="utf-8"?>
-<w:endnotes xmlns:wpc="http://schemas.microsoft.com/office/word/2010/wordprocessingCanvas" xmlns:cx="http://schemas.microsoft.com/office/drawing/2014/chartex" xmlns:cx1="http://schemas.microsoft.com/office/drawing/2015/9/8/chartex" xmlns:cx2="http://schemas.microsoft.com/office/drawing/2015/10/21/chartex" xmlns:cx3="http://schemas.microsoft.com/office/drawing/2016/5/9/chartex" xmlns:cx4="http://schemas.microsoft.com/office/drawing/2016/5/10/chartex" xmlns:cx5="http://schemas.microsoft.com/office/drawing/2016/5/11/chartex" xmlns:cx6="http://schemas.microsoft.com/office/drawing/2016/5/12/chartex" xmlns:cx7="http://schemas.microsoft.com/office/drawing/2016/5/13/chartex" xmlns:cx8="http://schemas.microsoft.com/office/drawing/2016/5/14/chartex" xmlns:mc="http://schemas.openxmlformats.org/markup-compatibility/2006" xmlns:aink="http://schemas.microsoft.com/office/drawing/2016/ink" xmlns:am3d="http://schemas.microsoft.com/office/drawing/2017/model3d" xmlns:o="urn:schemas-microsoft-com:office:office" xmlns:oel="http://schemas.microsoft.com/office/2019/extlst" xmlns:r="http://schemas.openxmlformats.org/officeDocument/2006/relationships" xmlns:m="http://schemas.openxmlformats.org/officeDocument/2006/math" xmlns:v="urn:schemas-microsoft-com:vml" xmlns:wp14="http://schemas.microsoft.com/office/word/2010/wordprocessingDrawing" xmlns:wp="http://schemas.openxmlformats.org/drawingml/2006/wordprocessingDrawing" xmlns:w10="urn:schemas-microsoft-com:office:word" xmlns:w="http://schemas.openxmlformats.org/wordprocessingml/2006/main" xmlns:w14="http://schemas.microsoft.com/office/word/2010/wordml" xmlns:w15="http://schemas.microsoft.com/office/word/2012/wordml" xmlns:w16cex="http://schemas.microsoft.com/office/word/2018/wordml/cex" xmlns:w16cid="http://schemas.microsoft.com/office/word/2016/wordml/cid" xmlns:w16="http://schemas.microsoft.com/office/word/2018/wordml" xmlns:w16du="http://schemas.microsoft.com/office/word/2023/wordml/word16du" xmlns:w16sdtdh="http://schemas.microsoft.com/office/word/2020/wordml/sdtdatahash" xmlns:w16sdtfl="http://schemas.microsoft.com/office/word/2024/wordml/sdtformatlock" xmlns:w16se="http://schemas.microsoft.com/office/word/2015/wordml/symex" xmlns:wpg="http://schemas.microsoft.com/office/word/2010/wordprocessingGroup" xmlns:wpi="http://schemas.microsoft.com/office/word/2010/wordprocessingInk" xmlns:wne="http://schemas.microsoft.com/office/word/2006/wordml" xmlns:wps="http://schemas.microsoft.com/office/word/2010/wordprocessingShape" mc:Ignorable="w14 w15 w16se w16cid w16 w16cex w16sdtdh w16sdtfl w16du wp14">
+<w:endnotes xmlns:wpc="http://schemas.microsoft.com/office/word/2010/wordprocessingCanvas" xmlns:cx="http://schemas.microsoft.com/office/drawing/2014/chartex" xmlns:cx1="http://schemas.microsoft.com/office/drawing/2015/9/8/chartex" xmlns:cx2="http://schemas.microsoft.com/office/drawing/2015/10/21/chartex" xmlns:cx3="http://schemas.microsoft.com/office/drawing/2016/5/9/chartex" xmlns:cx4="http://schemas.microsoft.com/office/drawing/2016/5/10/chartex" xmlns:cx5="http://schemas.microsoft.com/office/drawing/2016/5/11/chartex" xmlns:cx6="http://schemas.microsoft.com/office/drawing/2016/5/12/chartex" xmlns:cx7="http://schemas.microsoft.com/office/drawing/2016/5/13/chartex" xmlns:cx8="http://schemas.microsoft.com/office/drawing/2016/5/14/chartex" xmlns:mc="http://schemas.openxmlformats.org/markup-compatibility/2006" xmlns:m="http://schemas.openxmlformats.org/officeDocument/2006/math" xmlns:aink="http://schemas.microsoft.com/office/drawing/2016/ink" xmlns:am3d="http://schemas.microsoft.com/office/drawing/2017/model3d" xmlns:oel="http://schemas.microsoft.com/office/2019/extlst" xmlns:r="http://schemas.openxmlformats.org/officeDocument/2006/relationships" xmlns:wp14="http://schemas.microsoft.com/office/word/2010/wordprocessingDrawing" xmlns:wp="http://schemas.openxmlformats.org/drawingml/2006/wordprocessingDrawing" xmlns:wpg="http://schemas.microsoft.com/office/word/2010/wordprocessingGroup" xmlns:wpi="http://schemas.microsoft.com/office/word/2010/wordprocessingInk" xmlns:wps="http://schemas.microsoft.com/office/word/2010/wordprocessingShape" xmlns:o="urn:schemas-microsoft-com:office:office" xmlns:v="urn:schemas-microsoft-com:vml" xmlns:w10="urn:schemas-microsoft-com:office:word" xmlns:w="http://schemas.openxmlformats.org/wordprocessingml/2006/main" xmlns:w14="http://schemas.microsoft.com/office/word/2010/wordml" xmlns:w15="http://schemas.microsoft.com/office/word/2012/wordml" xmlns:w16cex="http://schemas.microsoft.com/office/word/2018/wordml/cex" xmlns:w16cid="http://schemas.microsoft.com/office/word/2016/wordml/cid" xmlns:w16="http://schemas.microsoft.com/office/word/2018/wordml" xmlns:w16sdtdh="http://schemas.microsoft.com/office/word/2020/wordml/sdtdatahash" xmlns:w16sdtfl="http://schemas.microsoft.com/office/word/2024/wordml/sdtformatlock" xmlns:w16se="http://schemas.microsoft.com/office/word/2015/wordml/symex" xmlns:w16du="http://schemas.microsoft.com/office/word/2023/wordml/word16du" xmlns:wne="http://schemas.microsoft.com/office/word/2006/wordml" mc:Ignorable="w14 w15 w16se w16cid w16 w16cex w16sdtdh w16sdtfl w16du wp14">
   <w:endnote w:type="separator" w:id="-1">
     <w:p>
       <w:r>
@@ -9917,7 +9921,7 @@
 </file>
 
 <file path=word/footnotes.xml><?xml version="1.0" encoding="utf-8"?>
-<w:footnotes xmlns:wpc="http://schemas.microsoft.com/office/word/2010/wordprocessingCanvas" xmlns:cx="http://schemas.microsoft.com/office/drawing/2014/chartex" xmlns:cx1="http://schemas.microsoft.com/office/drawing/2015/9/8/chartex" xmlns:cx2="http://schemas.microsoft.com/office/drawing/2015/10/21/chartex" xmlns:cx3="http://schemas.microsoft.com/office/drawing/2016/5/9/chartex" xmlns:cx4="http://schemas.microsoft.com/office/drawing/2016/5/10/chartex" xmlns:cx5="http://schemas.microsoft.com/office/drawing/2016/5/11/chartex" xmlns:cx6="http://schemas.microsoft.com/office/drawing/2016/5/12/chartex" xmlns:cx7="http://schemas.microsoft.com/office/drawing/2016/5/13/chartex" xmlns:cx8="http://schemas.microsoft.com/office/drawing/2016/5/14/chartex" xmlns:mc="http://schemas.openxmlformats.org/markup-compatibility/2006" xmlns:aink="http://schemas.microsoft.com/office/drawing/2016/ink" xmlns:am3d="http://schemas.microsoft.com/office/drawing/2017/model3d" xmlns:o="urn:schemas-microsoft-com:office:office" xmlns:oel="http://schemas.microsoft.com/office/2019/extlst" xmlns:r="http://schemas.openxmlformats.org/officeDocument/2006/relationships" xmlns:m="http://schemas.openxmlformats.org/officeDocument/2006/math" xmlns:v="urn:schemas-microsoft-com:vml" xmlns:wp14="http://schemas.microsoft.com/office/word/2010/wordprocessingDrawing" xmlns:wp="http://schemas.openxmlformats.org/drawingml/2006/wordprocessingDrawing" xmlns:w10="urn:schemas-microsoft-com:office:word" xmlns:w="http://schemas.openxmlformats.org/wordprocessingml/2006/main" xmlns:w14="http://schemas.microsoft.com/office/word/2010/wordml" xmlns:w15="http://schemas.microsoft.com/office/word/2012/wordml" xmlns:w16cex="http://schemas.microsoft.com/office/word/2018/wordml/cex" xmlns:w16cid="http://schemas.microsoft.com/office/word/2016/wordml/cid" xmlns:w16="http://schemas.microsoft.com/office/word/2018/wordml" xmlns:w16du="http://schemas.microsoft.com/office/word/2023/wordml/word16du" xmlns:w16sdtdh="http://schemas.microsoft.com/office/word/2020/wordml/sdtdatahash" xmlns:w16sdtfl="http://schemas.microsoft.com/office/word/2024/wordml/sdtformatlock" xmlns:w16se="http://schemas.microsoft.com/office/word/2015/wordml/symex" xmlns:wpg="http://schemas.microsoft.com/office/word/2010/wordprocessingGroup" xmlns:wpi="http://schemas.microsoft.com/office/word/2010/wordprocessingInk" xmlns:wne="http://schemas.microsoft.com/office/word/2006/wordml" xmlns:wps="http://schemas.microsoft.com/office/word/2010/wordprocessingShape" mc:Ignorable="w14 w15 w16se w16cid w16 w16cex w16sdtdh w16sdtfl w16du wp14">
+<w:footnotes xmlns:wpc="http://schemas.microsoft.com/office/word/2010/wordprocessingCanvas" xmlns:cx="http://schemas.microsoft.com/office/drawing/2014/chartex" xmlns:cx1="http://schemas.microsoft.com/office/drawing/2015/9/8/chartex" xmlns:cx2="http://schemas.microsoft.com/office/drawing/2015/10/21/chartex" xmlns:cx3="http://schemas.microsoft.com/office/drawing/2016/5/9/chartex" xmlns:cx4="http://schemas.microsoft.com/office/drawing/2016/5/10/chartex" xmlns:cx5="http://schemas.microsoft.com/office/drawing/2016/5/11/chartex" xmlns:cx6="http://schemas.microsoft.com/office/drawing/2016/5/12/chartex" xmlns:cx7="http://schemas.microsoft.com/office/drawing/2016/5/13/chartex" xmlns:cx8="http://schemas.microsoft.com/office/drawing/2016/5/14/chartex" xmlns:mc="http://schemas.openxmlformats.org/markup-compatibility/2006" xmlns:m="http://schemas.openxmlformats.org/officeDocument/2006/math" xmlns:aink="http://schemas.microsoft.com/office/drawing/2016/ink" xmlns:am3d="http://schemas.microsoft.com/office/drawing/2017/model3d" xmlns:oel="http://schemas.microsoft.com/office/2019/extlst" xmlns:r="http://schemas.openxmlformats.org/officeDocument/2006/relationships" xmlns:wp14="http://schemas.microsoft.com/office/word/2010/wordprocessingDrawing" xmlns:wp="http://schemas.openxmlformats.org/drawingml/2006/wordprocessingDrawing" xmlns:wpg="http://schemas.microsoft.com/office/word/2010/wordprocessingGroup" xmlns:wpi="http://schemas.microsoft.com/office/word/2010/wordprocessingInk" xmlns:wps="http://schemas.microsoft.com/office/word/2010/wordprocessingShape" xmlns:o="urn:schemas-microsoft-com:office:office" xmlns:v="urn:schemas-microsoft-com:vml" xmlns:w10="urn:schemas-microsoft-com:office:word" xmlns:w="http://schemas.openxmlformats.org/wordprocessingml/2006/main" xmlns:w14="http://schemas.microsoft.com/office/word/2010/wordml" xmlns:w15="http://schemas.microsoft.com/office/word/2012/wordml" xmlns:w16cex="http://schemas.microsoft.com/office/word/2018/wordml/cex" xmlns:w16cid="http://schemas.microsoft.com/office/word/2016/wordml/cid" xmlns:w16="http://schemas.microsoft.com/office/word/2018/wordml" xmlns:w16sdtdh="http://schemas.microsoft.com/office/word/2020/wordml/sdtdatahash" xmlns:w16sdtfl="http://schemas.microsoft.com/office/word/2024/wordml/sdtformatlock" xmlns:w16se="http://schemas.microsoft.com/office/word/2015/wordml/symex" xmlns:w16du="http://schemas.microsoft.com/office/word/2023/wordml/word16du" xmlns:wne="http://schemas.microsoft.com/office/word/2006/wordml" mc:Ignorable="w14 w15 w16se w16cid w16 w16cex w16sdtdh w16sdtfl w16du wp14">
   <w:footnote w:type="separator" w:id="-1">
     <w:p>
       <w:r>
@@ -9936,7 +9940,7 @@
 </file>
 
 <file path=word/numbering.xml><?xml version="1.0" encoding="utf-8"?>
-<w:numbering xmlns:wpc="http://schemas.microsoft.com/office/word/2010/wordprocessingCanvas" xmlns:cx="http://schemas.microsoft.com/office/drawing/2014/chartex" xmlns:cx1="http://schemas.microsoft.com/office/drawing/2015/9/8/chartex" xmlns:cx2="http://schemas.microsoft.com/office/drawing/2015/10/21/chartex" xmlns:cx3="http://schemas.microsoft.com/office/drawing/2016/5/9/chartex" xmlns:cx4="http://schemas.microsoft.com/office/drawing/2016/5/10/chartex" xmlns:cx5="http://schemas.microsoft.com/office/drawing/2016/5/11/chartex" xmlns:cx6="http://schemas.microsoft.com/office/drawing/2016/5/12/chartex" xmlns:cx7="http://schemas.microsoft.com/office/drawing/2016/5/13/chartex" xmlns:cx8="http://schemas.microsoft.com/office/drawing/2016/5/14/chartex" xmlns:mc="http://schemas.openxmlformats.org/markup-compatibility/2006" xmlns:aink="http://schemas.microsoft.com/office/drawing/2016/ink" xmlns:am3d="http://schemas.microsoft.com/office/drawing/2017/model3d" xmlns:o="urn:schemas-microsoft-com:office:office" xmlns:oel="http://schemas.microsoft.com/office/2019/extlst" xmlns:r="http://schemas.openxmlformats.org/officeDocument/2006/relationships" xmlns:m="http://schemas.openxmlformats.org/officeDocument/2006/math" xmlns:v="urn:schemas-microsoft-com:vml" xmlns:wp14="http://schemas.microsoft.com/office/word/2010/wordprocessingDrawing" xmlns:wp="http://schemas.openxmlformats.org/drawingml/2006/wordprocessingDrawing" xmlns:w10="urn:schemas-microsoft-com:office:word" xmlns:w="http://schemas.openxmlformats.org/wordprocessingml/2006/main" xmlns:w14="http://schemas.microsoft.com/office/word/2010/wordml" xmlns:w15="http://schemas.microsoft.com/office/word/2012/wordml" xmlns:w16cex="http://schemas.microsoft.com/office/word/2018/wordml/cex" xmlns:w16cid="http://schemas.microsoft.com/office/word/2016/wordml/cid" xmlns:w16="http://schemas.microsoft.com/office/word/2018/wordml" xmlns:w16du="http://schemas.microsoft.com/office/word/2023/wordml/word16du" xmlns:w16sdtdh="http://schemas.microsoft.com/office/word/2020/wordml/sdtdatahash" xmlns:w16sdtfl="http://schemas.microsoft.com/office/word/2024/wordml/sdtformatlock" xmlns:w16se="http://schemas.microsoft.com/office/word/2015/wordml/symex" xmlns:wpg="http://schemas.microsoft.com/office/word/2010/wordprocessingGroup" xmlns:wpi="http://schemas.microsoft.com/office/word/2010/wordprocessingInk" xmlns:wne="http://schemas.microsoft.com/office/word/2006/wordml" xmlns:wps="http://schemas.microsoft.com/office/word/2010/wordprocessingShape" mc:Ignorable="w14 w15 w16se w16cid w16 w16cex w16sdtdh w16sdtfl w16du wp14">
+<w:numbering xmlns:wpc="http://schemas.microsoft.com/office/word/2010/wordprocessingCanvas" xmlns:cx="http://schemas.microsoft.com/office/drawing/2014/chartex" xmlns:cx1="http://schemas.microsoft.com/office/drawing/2015/9/8/chartex" xmlns:cx2="http://schemas.microsoft.com/office/drawing/2015/10/21/chartex" xmlns:cx3="http://schemas.microsoft.com/office/drawing/2016/5/9/chartex" xmlns:cx4="http://schemas.microsoft.com/office/drawing/2016/5/10/chartex" xmlns:cx5="http://schemas.microsoft.com/office/drawing/2016/5/11/chartex" xmlns:cx6="http://schemas.microsoft.com/office/drawing/2016/5/12/chartex" xmlns:cx7="http://schemas.microsoft.com/office/drawing/2016/5/13/chartex" xmlns:cx8="http://schemas.microsoft.com/office/drawing/2016/5/14/chartex" xmlns:mc="http://schemas.openxmlformats.org/markup-compatibility/2006" xmlns:m="http://schemas.openxmlformats.org/officeDocument/2006/math" xmlns:aink="http://schemas.microsoft.com/office/drawing/2016/ink" xmlns:am3d="http://schemas.microsoft.com/office/drawing/2017/model3d" xmlns:oel="http://schemas.microsoft.com/office/2019/extlst" xmlns:r="http://schemas.openxmlformats.org/officeDocument/2006/relationships" xmlns:wp14="http://schemas.microsoft.com/office/word/2010/wordprocessingDrawing" xmlns:wp="http://schemas.openxmlformats.org/drawingml/2006/wordprocessingDrawing" xmlns:wpg="http://schemas.microsoft.com/office/word/2010/wordprocessingGroup" xmlns:wpi="http://schemas.microsoft.com/office/word/2010/wordprocessingInk" xmlns:wps="http://schemas.microsoft.com/office/word/2010/wordprocessingShape" xmlns:o="urn:schemas-microsoft-com:office:office" xmlns:v="urn:schemas-microsoft-com:vml" xmlns:w10="urn:schemas-microsoft-com:office:word" xmlns:w="http://schemas.openxmlformats.org/wordprocessingml/2006/main" xmlns:w14="http://schemas.microsoft.com/office/word/2010/wordml" xmlns:w15="http://schemas.microsoft.com/office/word/2012/wordml" xmlns:w16cex="http://schemas.microsoft.com/office/word/2018/wordml/cex" xmlns:w16cid="http://schemas.microsoft.com/office/word/2016/wordml/cid" xmlns:w16="http://schemas.microsoft.com/office/word/2018/wordml" xmlns:w16sdtdh="http://schemas.microsoft.com/office/word/2020/wordml/sdtdatahash" xmlns:w16sdtfl="http://schemas.microsoft.com/office/word/2024/wordml/sdtformatlock" xmlns:w16se="http://schemas.microsoft.com/office/word/2015/wordml/symex" xmlns:w16du="http://schemas.microsoft.com/office/word/2023/wordml/word16du" xmlns:wne="http://schemas.microsoft.com/office/word/2006/wordml" mc:Ignorable="w14 w15 w16se w16cid w16 w16cex w16sdtdh w16sdtfl w16du wp14">
   <w:abstractNum w:abstractNumId="0" w15:restartNumberingAfterBreak="0">
     <w:nsid w:val="0355727F"/>
     <w:multiLevelType w:val="hybridMultilevel"/>
@@ -10502,7 +10506,7 @@
 </file>
 
 <file path=word/styles.xml><?xml version="1.0" encoding="utf-8"?>
-<w:styles xmlns:mc="http://schemas.openxmlformats.org/markup-compatibility/2006" xmlns:r="http://schemas.openxmlformats.org/officeDocument/2006/relationships" xmlns:w="http://schemas.openxmlformats.org/wordprocessingml/2006/main" xmlns:w14="http://schemas.microsoft.com/office/word/2010/wordml" xmlns:w15="http://schemas.microsoft.com/office/word/2012/wordml" xmlns:w16cex="http://schemas.microsoft.com/office/word/2018/wordml/cex" xmlns:w16cid="http://schemas.microsoft.com/office/word/2016/wordml/cid" xmlns:w16="http://schemas.microsoft.com/office/word/2018/wordml" xmlns:w16du="http://schemas.microsoft.com/office/word/2023/wordml/word16du" xmlns:w16sdtdh="http://schemas.microsoft.com/office/word/2020/wordml/sdtdatahash" xmlns:w16sdtfl="http://schemas.microsoft.com/office/word/2024/wordml/sdtformatlock" xmlns:w16se="http://schemas.microsoft.com/office/word/2015/wordml/symex" mc:Ignorable="w14 w15 w16se w16cid w16 w16cex w16sdtdh w16sdtfl w16du">
+<w:styles xmlns:mc="http://schemas.openxmlformats.org/markup-compatibility/2006" xmlns:r="http://schemas.openxmlformats.org/officeDocument/2006/relationships" xmlns:w="http://schemas.openxmlformats.org/wordprocessingml/2006/main" xmlns:w14="http://schemas.microsoft.com/office/word/2010/wordml" xmlns:w15="http://schemas.microsoft.com/office/word/2012/wordml" xmlns:w16cex="http://schemas.microsoft.com/office/word/2018/wordml/cex" xmlns:w16cid="http://schemas.microsoft.com/office/word/2016/wordml/cid" xmlns:w16="http://schemas.microsoft.com/office/word/2018/wordml" xmlns:w16sdtdh="http://schemas.microsoft.com/office/word/2020/wordml/sdtdatahash" xmlns:w16sdtfl="http://schemas.microsoft.com/office/word/2024/wordml/sdtformatlock" xmlns:w16se="http://schemas.microsoft.com/office/word/2015/wordml/symex" xmlns:w16du="http://schemas.microsoft.com/office/word/2023/wordml/word16du" mc:Ignorable="w14 w15 w16se w16cid w16 w16cex w16sdtdh w16sdtfl w16du">
   <w:docDefaults>
     <w:rPrDefault>
       <w:rPr>

--- a/backend/templates/GC/xx TREADWELL SEALER PROPOSAL - xx.docx
+++ b/backend/templates/GC/xx TREADWELL SEALER PROPOSAL - xx.docx
@@ -1112,7 +1112,7 @@
                                 <w:sz w:val="18"/>
                                 <w:szCs w:val="18"/>
                               </w:rPr>
-                              <w:t xml:space="preserve"> </w:t>
+                              <w:t xml:space="preserve">{{no_spec_note}}</w:t>
                             </w:r>
                             <w:r>
                               <w:rPr>
@@ -1124,7 +1124,7 @@
                                 <w:szCs w:val="18"/>
                                 <w:highlight w:val="yellow"/>
                               </w:rPr>
-                              <w:t>(</w:t>
+                              <w:t xml:space="preserve"/>
                             </w:r>
                             <w:r>
                               <w:rPr>
@@ -1137,7 +1137,7 @@
                                 <w:highlight w:val="yellow"/>
                                 <w:u w:val="single"/>
                               </w:rPr>
-                              <w:t>NO spec</w:t>
+                              <w:t xml:space="preserve"/>
                             </w:r>
                             <w:r>
                               <w:rPr>
@@ -1149,7 +1149,7 @@
                                 <w:szCs w:val="18"/>
                                 <w:highlight w:val="yellow"/>
                               </w:rPr>
-                              <w:t>)</w:t>
+                              <w:t xml:space="preserve"/>
                             </w:r>
                           </w:p>
                           <w:p>
@@ -2568,7 +2568,7 @@
                           <w:sz w:val="18"/>
                           <w:szCs w:val="18"/>
                         </w:rPr>
-                        <w:t xml:space="preserve"> </w:t>
+                        <w:t xml:space="preserve">{{no_spec_note}}</w:t>
                       </w:r>
                       <w:r>
                         <w:rPr>
@@ -2580,7 +2580,7 @@
                           <w:szCs w:val="18"/>
                           <w:highlight w:val="yellow"/>
                         </w:rPr>
-                        <w:t>(</w:t>
+                        <w:t xml:space="preserve"/>
                       </w:r>
                       <w:r>
                         <w:rPr>
@@ -2593,7 +2593,7 @@
                           <w:highlight w:val="yellow"/>
                           <w:u w:val="single"/>
                         </w:rPr>
-                        <w:t>NO spec</w:t>
+                        <w:t xml:space="preserve"/>
                       </w:r>
                       <w:r>
                         <w:rPr>
@@ -2605,7 +2605,7 @@
                           <w:szCs w:val="18"/>
                           <w:highlight w:val="yellow"/>
                         </w:rPr>
-                        <w:t>)</w:t>
+                        <w:t xml:space="preserve"/>
                       </w:r>
                     </w:p>
                     <w:p>
